--- a/bestapply/products/immigrant-job-search-system/chapters/07-the-ats-safe-resume-template.fa.docx
+++ b/bestapply/products/immigrant-job-search-system/chapters/07-the-ats-safe-resume-template.fa.docx
@@ -89,7 +89,7 @@
         <w:rPr>
           <w:rtl/>
         </w:rPr>
-        <w:t xml:space="preserve">رتبه می‌گیرن. Canva، Figma، InDesign — همه‌شون PDF هایی تولید می‌کنن که روی صفحهٔ تو محشرن و برای Workday ناخوانا. این فصل، fix ش هست.</w:t>
+        <w:t xml:space="preserve">رتبه می‌گیرن. Canva، Figma، InDesign — همه‌شون PDF هایی تولید می‌کنن که روی صفحهٔ تو محشرن و برای Workday ناخوانا. این فصل، fix ش میکنیم.</w:t>
       </w:r>
     </w:p>
     <w:p>
@@ -283,7 +283,7 @@
         <w:rPr>
           <w:rtl/>
         </w:rPr>
-        <w:t xml:space="preserve">متن که داخل یه text box شناور قرار می‌گیره (به‌جای اصلی متن)، اکثراً کاملاً skip می‌شه. هر template Canva ای که «sidebar» داره تقریباً حتماً از text box استفاده می‌کنه.</w:t>
+        <w:t xml:space="preserve">متن که داخل یه text box شناور قرار می‌گیره (به‌جای محل اصلی متن)، اکثراً بطور کامل skip می‌شه. هر template Canva ای که «sidebar» داره به احتمال خیلی زیاد از text box استفاده می‌کنه.</w:t>
       </w:r>
     </w:p>
     <w:p>
